--- a/src/data/Test Reference Text.docx
+++ b/src/data/Test Reference Text.docx
@@ -7,83 +7,127 @@
         <w:pStyle w:val="ListParagraph"/>
         <w:numPr>
           <w:ilvl w:val="0"/>
-          <w:numId w:val="2"/>
-        </w:numPr>
-        <w:spacing w:before="240"/>
+          <w:numId w:val="4"/>
+        </w:numPr>
+        <w:spacing w:before="240" w:after="240"/>
         <w:rPr>
           <w:rFonts w:ascii="Times New Roman" w:hAnsi="Times New Roman" w:cs="Times New Roman"/>
           <w:b/>
+          <w:bCs/>
         </w:rPr>
       </w:pPr>
       <w:r>
         <w:rPr>
           <w:rFonts w:ascii="Times New Roman" w:hAnsi="Times New Roman" w:cs="Times New Roman"/>
           <w:b/>
-        </w:rPr>
-        <w:t>Suicidal Ideation</w:t>
+          <w:bCs/>
+        </w:rPr>
+        <w:t>Current Suicidal Ideation</w:t>
       </w:r>
       <w:r>
         <w:rPr>
           <w:rFonts w:ascii="Times New Roman" w:hAnsi="Times New Roman" w:cs="Times New Roman"/>
           <w:b/>
+          <w:bCs/>
         </w:rPr>
         <w:t>:</w:t>
       </w:r>
     </w:p>
     <w:p>
       <w:pPr>
+        <w:pStyle w:val="ListParagraph"/>
         <w:numPr>
           <w:ilvl w:val="1"/>
-          <w:numId w:val="2"/>
-        </w:numPr>
-      </w:pPr>
-      <w:r>
-        <w:t xml:space="preserve">At any time in the past few days/weeks, have you thought about taking your own life? </w:t>
-      </w:r>
-    </w:p>
-    <w:p>
-      <w:pPr>
+          <w:numId w:val="4"/>
+        </w:numPr>
+        <w:spacing w:before="240" w:after="240"/>
+        <w:rPr>
+          <w:rFonts w:ascii="Times New Roman" w:hAnsi="Times New Roman" w:cs="Times New Roman"/>
+        </w:rPr>
+      </w:pPr>
+      <w:r>
+        <w:rPr>
+          <w:rFonts w:ascii="Times New Roman" w:hAnsi="Times New Roman" w:cs="Times New Roman"/>
+        </w:rPr>
+        <w:t>Are you thinking of killing yourself</w:t>
+      </w:r>
+    </w:p>
+    <w:p>
+      <w:pPr>
+        <w:pStyle w:val="ListParagraph"/>
         <w:numPr>
           <w:ilvl w:val="1"/>
-          <w:numId w:val="2"/>
-        </w:numPr>
-      </w:pPr>
-      <w:r>
-        <w:t xml:space="preserve">How long have you been experiencing suicidal thoughts? </w:t>
-      </w:r>
-    </w:p>
-    <w:p>
-      <w:pPr>
+          <w:numId w:val="4"/>
+        </w:numPr>
+        <w:spacing w:before="240" w:after="240"/>
+        <w:rPr>
+          <w:rFonts w:ascii="Times New Roman" w:hAnsi="Times New Roman" w:cs="Times New Roman"/>
+        </w:rPr>
+      </w:pPr>
+      <w:r>
+        <w:rPr>
+          <w:rFonts w:ascii="Times New Roman" w:hAnsi="Times New Roman" w:cs="Times New Roman"/>
+        </w:rPr>
+        <w:t>Have you had thoughts about killing yourself in the past few days or weeks?</w:t>
+      </w:r>
+    </w:p>
+    <w:p>
+      <w:pPr>
+        <w:pStyle w:val="ListParagraph"/>
         <w:numPr>
           <w:ilvl w:val="1"/>
-          <w:numId w:val="2"/>
-        </w:numPr>
-      </w:pPr>
-      <w:r>
+          <w:numId w:val="4"/>
+        </w:numPr>
+        <w:spacing w:before="240" w:after="240"/>
+        <w:rPr>
+          <w:rFonts w:ascii="Times New Roman" w:hAnsi="Times New Roman" w:cs="Times New Roman"/>
+        </w:rPr>
+      </w:pPr>
+      <w:r>
+        <w:rPr>
+          <w:rFonts w:ascii="Times New Roman" w:hAnsi="Times New Roman" w:cs="Times New Roman"/>
+        </w:rPr>
+        <w:t>How long have you been feeling this way?</w:t>
+      </w:r>
+    </w:p>
+    <w:p>
+      <w:pPr>
+        <w:pStyle w:val="ListParagraph"/>
+        <w:numPr>
+          <w:ilvl w:val="1"/>
+          <w:numId w:val="4"/>
+        </w:numPr>
+        <w:spacing w:before="240" w:after="240"/>
+        <w:rPr>
+          <w:rFonts w:ascii="Times New Roman" w:hAnsi="Times New Roman" w:cs="Times New Roman"/>
+        </w:rPr>
+      </w:pPr>
+      <w:r>
+        <w:rPr>
+          <w:rFonts w:ascii="Times New Roman" w:hAnsi="Times New Roman" w:cs="Times New Roman"/>
+        </w:rPr>
         <w:t xml:space="preserve">Do you think there is a chance you will act on these thoughts? </w:t>
       </w:r>
     </w:p>
     <w:p>
       <w:pPr>
-        <w:ind w:left="1440"/>
-      </w:pPr>
-    </w:p>
-    <w:p>
-      <w:pPr>
         <w:pStyle w:val="ListParagraph"/>
         <w:numPr>
           <w:ilvl w:val="0"/>
-          <w:numId w:val="2"/>
-        </w:numPr>
+          <w:numId w:val="4"/>
+        </w:numPr>
+        <w:spacing w:before="240" w:after="240"/>
         <w:rPr>
           <w:rFonts w:ascii="Times New Roman" w:hAnsi="Times New Roman" w:cs="Times New Roman"/>
           <w:b/>
+          <w:bCs/>
         </w:rPr>
       </w:pPr>
       <w:r>
         <w:rPr>
           <w:rFonts w:ascii="Times New Roman" w:hAnsi="Times New Roman" w:cs="Times New Roman"/>
           <w:b/>
+          <w:bCs/>
         </w:rPr>
         <w:t>Risk Factors</w:t>
       </w:r>
@@ -91,107 +135,351 @@
         <w:rPr>
           <w:rFonts w:ascii="Times New Roman" w:hAnsi="Times New Roman" w:cs="Times New Roman"/>
           <w:b/>
+          <w:bCs/>
         </w:rPr>
         <w:t>:</w:t>
       </w:r>
     </w:p>
     <w:p>
       <w:pPr>
+        <w:pStyle w:val="ListParagraph"/>
         <w:numPr>
           <w:ilvl w:val="1"/>
-          <w:numId w:val="2"/>
-        </w:numPr>
-      </w:pPr>
-      <w:r>
-        <w:t xml:space="preserve">Have you attempted suicide previously? </w:t>
-      </w:r>
-    </w:p>
-    <w:p>
-      <w:pPr>
+          <w:numId w:val="4"/>
+        </w:numPr>
+        <w:spacing w:before="240" w:after="240"/>
+        <w:rPr>
+          <w:rFonts w:ascii="Times New Roman" w:hAnsi="Times New Roman" w:cs="Times New Roman"/>
+        </w:rPr>
+      </w:pPr>
+      <w:r>
+        <w:rPr>
+          <w:rFonts w:ascii="Times New Roman" w:hAnsi="Times New Roman" w:cs="Times New Roman"/>
+        </w:rPr>
+        <w:t>Have you ever attempted to kill yourself? (If past attempts exist, ask how many and when the most recent was.</w:t>
+      </w:r>
+      <w:r>
+        <w:rPr>
+          <w:rFonts w:ascii="Times New Roman" w:hAnsi="Times New Roman" w:cs="Times New Roman"/>
+        </w:rPr>
+        <w:t>)</w:t>
+      </w:r>
+    </w:p>
+    <w:p>
+      <w:pPr>
+        <w:pStyle w:val="ListParagraph"/>
         <w:numPr>
           <w:ilvl w:val="1"/>
-          <w:numId w:val="2"/>
-        </w:numPr>
-      </w:pPr>
-      <w:r>
-        <w:t>At this moment or when you leave here, do you have any specific plans about taking your own life? What are they?</w:t>
-      </w:r>
-    </w:p>
-    <w:p>
-      <w:pPr>
+          <w:numId w:val="4"/>
+        </w:numPr>
+        <w:spacing w:before="240" w:after="240"/>
+        <w:rPr>
+          <w:rFonts w:ascii="Times New Roman" w:hAnsi="Times New Roman" w:cs="Times New Roman"/>
+        </w:rPr>
+      </w:pPr>
+      <w:r>
+        <w:rPr>
+          <w:rFonts w:ascii="Times New Roman" w:hAnsi="Times New Roman" w:cs="Times New Roman"/>
+        </w:rPr>
+        <w:t>What happened during that attempt, and what was going on at the time?</w:t>
+      </w:r>
+    </w:p>
+    <w:p>
+      <w:pPr>
+        <w:pStyle w:val="ListParagraph"/>
         <w:numPr>
           <w:ilvl w:val="1"/>
-          <w:numId w:val="2"/>
-        </w:numPr>
-      </w:pPr>
-      <w:r>
-        <w:t>If/when you leave here, do you have access to lethal means? (e.g., weapons, pills, etc.).</w:t>
-      </w:r>
-    </w:p>
-    <w:p>
-      <w:pPr>
-        <w:ind w:left="1440"/>
-      </w:pPr>
+          <w:numId w:val="4"/>
+        </w:numPr>
+        <w:spacing w:before="240" w:after="240"/>
+        <w:rPr>
+          <w:rFonts w:ascii="Times New Roman" w:hAnsi="Times New Roman" w:cs="Times New Roman"/>
+        </w:rPr>
+      </w:pPr>
+      <w:r>
+        <w:rPr>
+          <w:rFonts w:ascii="Times New Roman" w:hAnsi="Times New Roman" w:cs="Times New Roman"/>
+        </w:rPr>
+        <w:t>At this moment or when you leave here, do you have any specific plans about killing yourself? What are they</w:t>
+      </w:r>
+      <w:r>
+        <w:rPr>
+          <w:rFonts w:ascii="Times New Roman" w:hAnsi="Times New Roman" w:cs="Times New Roman"/>
+        </w:rPr>
+        <w:t>?</w:t>
+      </w:r>
+    </w:p>
+    <w:p>
+      <w:pPr>
+        <w:pStyle w:val="ListParagraph"/>
+        <w:numPr>
+          <w:ilvl w:val="1"/>
+          <w:numId w:val="4"/>
+        </w:numPr>
+        <w:spacing w:before="240" w:after="240"/>
+        <w:rPr>
+          <w:rFonts w:ascii="Times New Roman" w:hAnsi="Times New Roman" w:cs="Times New Roman"/>
+        </w:rPr>
+      </w:pPr>
+      <w:r>
+        <w:rPr>
+          <w:rFonts w:ascii="Times New Roman" w:hAnsi="Times New Roman" w:cs="Times New Roman"/>
+        </w:rPr>
+        <w:t xml:space="preserve">If/when you leave here, do you have thoughts on how you plan to kill yourself? (e.g., weapons, pills, etc.). </w:t>
+      </w:r>
     </w:p>
     <w:p>
       <w:pPr>
         <w:pStyle w:val="ListParagraph"/>
         <w:numPr>
           <w:ilvl w:val="0"/>
-          <w:numId w:val="2"/>
-        </w:numPr>
+          <w:numId w:val="4"/>
+        </w:numPr>
+        <w:spacing w:before="240" w:after="240"/>
         <w:rPr>
           <w:rFonts w:ascii="Times New Roman" w:hAnsi="Times New Roman" w:cs="Times New Roman"/>
           <w:b/>
+          <w:bCs/>
         </w:rPr>
       </w:pPr>
       <w:r>
         <w:rPr>
           <w:rFonts w:ascii="Times New Roman" w:hAnsi="Times New Roman" w:cs="Times New Roman"/>
           <w:b/>
-        </w:rPr>
-        <w:t>Support System</w:t>
+          <w:bCs/>
+        </w:rPr>
+        <w:t>Nature of Thoughts, Plan, &amp; Access to Means</w:t>
       </w:r>
       <w:r>
         <w:rPr>
           <w:rFonts w:ascii="Times New Roman" w:hAnsi="Times New Roman" w:cs="Times New Roman"/>
           <w:b/>
+          <w:bCs/>
         </w:rPr>
         <w:t>:</w:t>
       </w:r>
     </w:p>
     <w:p>
       <w:pPr>
+        <w:pStyle w:val="ListParagraph"/>
         <w:numPr>
           <w:ilvl w:val="1"/>
-          <w:numId w:val="2"/>
-        </w:numPr>
-      </w:pPr>
-      <w:r>
-        <w:t>Do you have anyone who might help prevent you from committing suicide?</w:t>
-      </w:r>
-    </w:p>
-    <w:p>
-      <w:pPr>
-        <w:ind w:left="1440"/>
-      </w:pPr>
+          <w:numId w:val="4"/>
+        </w:numPr>
+        <w:spacing w:before="240" w:after="240"/>
+        <w:rPr>
+          <w:rFonts w:ascii="Times New Roman" w:hAnsi="Times New Roman" w:cs="Times New Roman"/>
+        </w:rPr>
+      </w:pPr>
+      <w:r>
+        <w:rPr>
+          <w:rFonts w:ascii="Times New Roman" w:hAnsi="Times New Roman" w:cs="Times New Roman"/>
+        </w:rPr>
+        <w:t>How are you thinking about killing yourself?</w:t>
+      </w:r>
+    </w:p>
+    <w:p>
+      <w:pPr>
+        <w:pStyle w:val="ListParagraph"/>
+        <w:numPr>
+          <w:ilvl w:val="1"/>
+          <w:numId w:val="4"/>
+        </w:numPr>
+        <w:spacing w:before="240" w:after="240"/>
+        <w:rPr>
+          <w:rFonts w:ascii="Times New Roman" w:hAnsi="Times New Roman" w:cs="Times New Roman"/>
+        </w:rPr>
+      </w:pPr>
+      <w:r>
+        <w:rPr>
+          <w:rFonts w:ascii="Times New Roman" w:hAnsi="Times New Roman" w:cs="Times New Roman"/>
+        </w:rPr>
+        <w:t>Do you have access to the means you would use (e.g., firearms, medications, sharp objects, asphyxiation, etc.)? Where are those means right now?</w:t>
+      </w:r>
+    </w:p>
+    <w:p>
+      <w:pPr>
+        <w:pStyle w:val="ListParagraph"/>
+        <w:numPr>
+          <w:ilvl w:val="1"/>
+          <w:numId w:val="4"/>
+        </w:numPr>
+        <w:spacing w:before="240" w:after="240"/>
+        <w:rPr>
+          <w:rFonts w:ascii="Times New Roman" w:hAnsi="Times New Roman" w:cs="Times New Roman"/>
+        </w:rPr>
+      </w:pPr>
+      <w:r>
+        <w:rPr>
+          <w:rFonts w:ascii="Times New Roman" w:hAnsi="Times New Roman" w:cs="Times New Roman"/>
+        </w:rPr>
+        <w:t>Have you done anything today to try to kill yourself? (If yes, initiate an intervention immediately)</w:t>
+      </w:r>
+    </w:p>
+    <w:p>
+      <w:pPr>
+        <w:pStyle w:val="ListParagraph"/>
+        <w:numPr>
+          <w:ilvl w:val="1"/>
+          <w:numId w:val="4"/>
+        </w:numPr>
+        <w:spacing w:before="240" w:after="240"/>
+        <w:rPr>
+          <w:rFonts w:ascii="Times New Roman" w:hAnsi="Times New Roman" w:cs="Times New Roman"/>
+        </w:rPr>
+      </w:pPr>
+      <w:r>
+        <w:rPr>
+          <w:rFonts w:ascii="Times New Roman" w:hAnsi="Times New Roman" w:cs="Times New Roman"/>
+        </w:rPr>
+        <w:t>Have you thought about when you would kill yourself?</w:t>
+      </w:r>
+    </w:p>
+    <w:p>
+      <w:pPr>
+        <w:pStyle w:val="ListParagraph"/>
+        <w:numPr>
+          <w:ilvl w:val="1"/>
+          <w:numId w:val="4"/>
+        </w:numPr>
+        <w:spacing w:before="240" w:after="240"/>
+        <w:rPr>
+          <w:rFonts w:ascii="Times New Roman" w:hAnsi="Times New Roman" w:cs="Times New Roman"/>
+        </w:rPr>
+      </w:pPr>
+      <w:r>
+        <w:rPr>
+          <w:rFonts w:ascii="Times New Roman" w:hAnsi="Times New Roman" w:cs="Times New Roman"/>
+        </w:rPr>
+        <w:t>Have you thought about where you would kill yourself?</w:t>
+      </w:r>
+    </w:p>
+    <w:p>
+      <w:pPr>
+        <w:pStyle w:val="ListParagraph"/>
+        <w:numPr>
+          <w:ilvl w:val="1"/>
+          <w:numId w:val="4"/>
+        </w:numPr>
+        <w:spacing w:before="240" w:after="240"/>
+        <w:rPr>
+          <w:rFonts w:ascii="Times New Roman" w:hAnsi="Times New Roman" w:cs="Times New Roman"/>
+        </w:rPr>
+      </w:pPr>
+      <w:r>
+        <w:rPr>
+          <w:rFonts w:ascii="Times New Roman" w:hAnsi="Times New Roman" w:cs="Times New Roman"/>
+        </w:rPr>
+        <w:t>How long have you been feeling this way?</w:t>
+      </w:r>
     </w:p>
     <w:p>
       <w:pPr>
         <w:pStyle w:val="ListParagraph"/>
         <w:numPr>
           <w:ilvl w:val="0"/>
-          <w:numId w:val="2"/>
-        </w:numPr>
+          <w:numId w:val="4"/>
+        </w:numPr>
+        <w:spacing w:before="240" w:after="240"/>
         <w:rPr>
           <w:rFonts w:ascii="Times New Roman" w:hAnsi="Times New Roman" w:cs="Times New Roman"/>
           <w:b/>
+          <w:bCs/>
         </w:rPr>
       </w:pPr>
       <w:r>
         <w:rPr>
           <w:rFonts w:ascii="Times New Roman" w:hAnsi="Times New Roman" w:cs="Times New Roman"/>
           <w:b/>
+          <w:bCs/>
+        </w:rPr>
+        <w:t>Support System &amp; Protective Factors</w:t>
+      </w:r>
+      <w:r>
+        <w:rPr>
+          <w:rFonts w:ascii="Times New Roman" w:hAnsi="Times New Roman" w:cs="Times New Roman"/>
+          <w:b/>
+          <w:bCs/>
+        </w:rPr>
+        <w:t>:</w:t>
+      </w:r>
+    </w:p>
+    <w:p>
+      <w:pPr>
+        <w:pStyle w:val="ListParagraph"/>
+        <w:numPr>
+          <w:ilvl w:val="1"/>
+          <w:numId w:val="4"/>
+        </w:numPr>
+        <w:spacing w:before="240" w:after="240"/>
+        <w:rPr>
+          <w:rFonts w:ascii="Times New Roman" w:hAnsi="Times New Roman" w:cs="Times New Roman"/>
+        </w:rPr>
+      </w:pPr>
+      <w:r>
+        <w:rPr>
+          <w:rFonts w:ascii="Times New Roman" w:hAnsi="Times New Roman" w:cs="Times New Roman"/>
+        </w:rPr>
+        <w:t>Do you have anyone who helps you stay safe when you are thinking about killing yourself?</w:t>
+      </w:r>
+    </w:p>
+    <w:p>
+      <w:pPr>
+        <w:pStyle w:val="ListParagraph"/>
+        <w:numPr>
+          <w:ilvl w:val="1"/>
+          <w:numId w:val="4"/>
+        </w:numPr>
+        <w:spacing w:before="240" w:after="240"/>
+        <w:rPr>
+          <w:rFonts w:ascii="Times New Roman" w:hAnsi="Times New Roman" w:cs="Times New Roman"/>
+        </w:rPr>
+      </w:pPr>
+      <w:r>
+        <w:rPr>
+          <w:rFonts w:ascii="Times New Roman" w:hAnsi="Times New Roman" w:cs="Times New Roman"/>
+        </w:rPr>
+        <w:t>Is there someone you could contact right now if these thoughts got stronger?</w:t>
+      </w:r>
+    </w:p>
+    <w:p>
+      <w:pPr>
+        <w:pStyle w:val="ListParagraph"/>
+        <w:numPr>
+          <w:ilvl w:val="1"/>
+          <w:numId w:val="4"/>
+        </w:numPr>
+        <w:spacing w:before="240" w:after="240"/>
+        <w:rPr>
+          <w:rFonts w:ascii="Times New Roman" w:hAnsi="Times New Roman" w:cs="Times New Roman"/>
+        </w:rPr>
+      </w:pPr>
+      <w:r>
+        <w:rPr>
+          <w:rFonts w:ascii="Times New Roman" w:hAnsi="Times New Roman" w:cs="Times New Roman"/>
+        </w:rPr>
+        <w:t>What has helped prevent you from acting on these thoughts in the past?</w:t>
+      </w:r>
+    </w:p>
+    <w:p>
+      <w:pPr>
+        <w:pStyle w:val="ListParagraph"/>
+        <w:numPr>
+          <w:ilvl w:val="0"/>
+          <w:numId w:val="4"/>
+        </w:numPr>
+        <w:spacing w:before="240" w:after="240"/>
+        <w:rPr>
+          <w:rFonts w:ascii="Times New Roman" w:hAnsi="Times New Roman" w:cs="Times New Roman"/>
+          <w:b/>
+          <w:bCs/>
+        </w:rPr>
+      </w:pPr>
+      <w:r>
+        <w:rPr>
+          <w:rFonts w:ascii="Times New Roman" w:hAnsi="Times New Roman" w:cs="Times New Roman"/>
+          <w:b/>
+          <w:bCs/>
         </w:rPr>
         <w:t>Safety Plan</w:t>
       </w:r>
@@ -199,58 +487,491 @@
         <w:rPr>
           <w:rFonts w:ascii="Times New Roman" w:hAnsi="Times New Roman" w:cs="Times New Roman"/>
           <w:b/>
+          <w:bCs/>
         </w:rPr>
         <w:t>:</w:t>
       </w:r>
     </w:p>
     <w:p>
       <w:pPr>
+        <w:pStyle w:val="ListParagraph"/>
         <w:numPr>
           <w:ilvl w:val="1"/>
-          <w:numId w:val="2"/>
-        </w:numPr>
-      </w:pPr>
-      <w:r>
+          <w:numId w:val="4"/>
+        </w:numPr>
+        <w:spacing w:before="240" w:after="240"/>
+        <w:rPr>
+          <w:rFonts w:ascii="Times New Roman" w:hAnsi="Times New Roman" w:cs="Times New Roman"/>
+        </w:rPr>
+      </w:pPr>
+      <w:r>
+        <w:rPr>
+          <w:rFonts w:ascii="Times New Roman" w:hAnsi="Times New Roman" w:cs="Times New Roman"/>
+        </w:rPr>
         <w:t>In the past, what has helped prevent you from trying or succeeding in committing suicide?</w:t>
       </w:r>
     </w:p>
     <w:p>
       <w:pPr>
+        <w:pStyle w:val="ListParagraph"/>
         <w:numPr>
           <w:ilvl w:val="1"/>
-          <w:numId w:val="2"/>
-        </w:numPr>
-      </w:pPr>
-      <w:r>
-        <w:t>If you were to begin the process of taking your own life, what steps could you take to stop? What support do you need to take those steps?</w:t>
-      </w:r>
-    </w:p>
-    <w:p>
-      <w:pPr>
+          <w:numId w:val="4"/>
+        </w:numPr>
+        <w:spacing w:before="240" w:after="240"/>
+        <w:rPr>
+          <w:rFonts w:ascii="Times New Roman" w:hAnsi="Times New Roman" w:cs="Times New Roman"/>
+        </w:rPr>
+      </w:pPr>
+      <w:r>
+        <w:rPr>
+          <w:rFonts w:ascii="Times New Roman" w:hAnsi="Times New Roman" w:cs="Times New Roman"/>
+        </w:rPr>
+        <w:t xml:space="preserve">If you start to feel like killing yourself, what steps could help you stop? </w:t>
+      </w:r>
+    </w:p>
+    <w:p>
+      <w:pPr>
+        <w:pStyle w:val="ListParagraph"/>
         <w:numPr>
           <w:ilvl w:val="1"/>
-          <w:numId w:val="2"/>
-        </w:numPr>
-        <w:spacing w:after="240"/>
-      </w:pPr>
-      <w:r>
-        <w:t>Is there someone you can contact, such as family, friends, or emergency professionals, if you are having thoughts about taking your own life?</w:t>
-      </w:r>
-    </w:p>
-    <w:p>
-      <w:pPr>
-        <w:rPr>
-          <w:rFonts w:ascii=".AppleSystemUIFont" w:hAnsi=".AppleSystemUIFont"/>
-          <w:color w:val="0E0E0E"/>
-          <w:sz w:val="21"/>
-          <w:szCs w:val="21"/>
-        </w:rPr>
-      </w:pPr>
-    </w:p>
-    <w:p>
-      <w:pPr>
-        <w:spacing w:after="240"/>
-      </w:pPr>
+          <w:numId w:val="4"/>
+        </w:numPr>
+        <w:spacing w:before="240" w:after="240"/>
+        <w:rPr>
+          <w:rFonts w:ascii="Times New Roman" w:hAnsi="Times New Roman" w:cs="Times New Roman"/>
+        </w:rPr>
+      </w:pPr>
+      <w:r>
+        <w:rPr>
+          <w:rFonts w:ascii="Times New Roman" w:hAnsi="Times New Roman" w:cs="Times New Roman"/>
+        </w:rPr>
+        <w:t>What support do you need to take those steps?</w:t>
+      </w:r>
+    </w:p>
+    <w:p>
+      <w:pPr>
+        <w:pStyle w:val="ListParagraph"/>
+        <w:numPr>
+          <w:ilvl w:val="1"/>
+          <w:numId w:val="4"/>
+        </w:numPr>
+        <w:spacing w:before="240" w:after="240"/>
+        <w:rPr>
+          <w:rFonts w:ascii="Times New Roman" w:hAnsi="Times New Roman" w:cs="Times New Roman"/>
+        </w:rPr>
+      </w:pPr>
+      <w:r>
+        <w:rPr>
+          <w:rFonts w:ascii="Times New Roman" w:hAnsi="Times New Roman" w:cs="Times New Roman"/>
+        </w:rPr>
+        <w:t xml:space="preserve">What can we put in place right now to help you stay safe? Is there someone you can contact, such as family, friends, or emergency professionals, if you are having thoughts about taking your own life? </w:t>
+      </w:r>
+    </w:p>
+    <w:p>
+      <w:pPr>
+        <w:pStyle w:val="ListParagraph"/>
+        <w:numPr>
+          <w:ilvl w:val="0"/>
+          <w:numId w:val="4"/>
+        </w:numPr>
+        <w:spacing w:before="240" w:after="240"/>
+        <w:rPr>
+          <w:rFonts w:ascii="Times New Roman" w:hAnsi="Times New Roman" w:cs="Times New Roman"/>
+          <w:b/>
+          <w:bCs/>
+        </w:rPr>
+      </w:pPr>
+      <w:r>
+        <w:rPr>
+          <w:rFonts w:ascii="Times New Roman" w:hAnsi="Times New Roman" w:cs="Times New Roman"/>
+          <w:b/>
+          <w:bCs/>
+        </w:rPr>
+        <w:t>Risk Re-Assessment</w:t>
+      </w:r>
+      <w:r>
+        <w:rPr>
+          <w:rFonts w:ascii="Times New Roman" w:hAnsi="Times New Roman" w:cs="Times New Roman"/>
+          <w:b/>
+          <w:bCs/>
+        </w:rPr>
+        <w:t>:</w:t>
+      </w:r>
+    </w:p>
+    <w:p>
+      <w:pPr>
+        <w:pStyle w:val="ListParagraph"/>
+        <w:numPr>
+          <w:ilvl w:val="1"/>
+          <w:numId w:val="4"/>
+        </w:numPr>
+        <w:spacing w:before="240" w:after="240"/>
+        <w:rPr>
+          <w:rFonts w:ascii="Times New Roman" w:hAnsi="Times New Roman" w:cs="Times New Roman"/>
+        </w:rPr>
+      </w:pPr>
+      <w:r>
+        <w:rPr>
+          <w:rFonts w:ascii="Times New Roman" w:hAnsi="Times New Roman" w:cs="Times New Roman"/>
+        </w:rPr>
+        <w:t>Earlier, you described thoughts/a plan involving [method/timeframe]. How are you feeling about that now?</w:t>
+      </w:r>
+    </w:p>
+    <w:p>
+      <w:pPr>
+        <w:spacing w:before="240" w:after="240"/>
+        <w:rPr>
+          <w:rFonts w:ascii="Times New Roman" w:hAnsi="Times New Roman" w:cs="Times New Roman"/>
+          <w:b/>
+          <w:bCs/>
+        </w:rPr>
+      </w:pPr>
+      <w:r>
+        <w:rPr>
+          <w:rFonts w:ascii="Times New Roman" w:hAnsi="Times New Roman" w:cs="Times New Roman"/>
+          <w:b/>
+          <w:bCs/>
+        </w:rPr>
+        <w:t>Other important assessment aspects</w:t>
+      </w:r>
+      <w:r>
+        <w:rPr>
+          <w:rFonts w:ascii="Times New Roman" w:hAnsi="Times New Roman" w:cs="Times New Roman"/>
+          <w:b/>
+          <w:bCs/>
+        </w:rPr>
+        <w:t>:</w:t>
+      </w:r>
+    </w:p>
+    <w:p>
+      <w:pPr>
+        <w:pStyle w:val="ListParagraph"/>
+        <w:numPr>
+          <w:ilvl w:val="0"/>
+          <w:numId w:val="5"/>
+        </w:numPr>
+        <w:spacing w:before="240" w:after="240"/>
+        <w:rPr>
+          <w:rFonts w:ascii="Times New Roman" w:hAnsi="Times New Roman" w:cs="Times New Roman"/>
+        </w:rPr>
+      </w:pPr>
+      <w:r>
+        <w:rPr>
+          <w:rFonts w:ascii="Times New Roman" w:hAnsi="Times New Roman" w:cs="Times New Roman"/>
+        </w:rPr>
+        <w:t xml:space="preserve">The highest priority is to assess immediate risk requiring emergency intervention (e.g., placing on a psychiatric hold if in a hospital; calling 911 if not in a hospital) </w:t>
+      </w:r>
+    </w:p>
+    <w:p>
+      <w:pPr>
+        <w:pStyle w:val="ListParagraph"/>
+        <w:numPr>
+          <w:ilvl w:val="0"/>
+          <w:numId w:val="5"/>
+        </w:numPr>
+        <w:spacing w:before="240" w:after="240"/>
+        <w:rPr>
+          <w:rFonts w:ascii="Times New Roman" w:hAnsi="Times New Roman" w:cs="Times New Roman"/>
+        </w:rPr>
+      </w:pPr>
+      <w:r>
+        <w:rPr>
+          <w:rFonts w:ascii="Times New Roman" w:hAnsi="Times New Roman" w:cs="Times New Roman"/>
+        </w:rPr>
+        <w:lastRenderedPageBreak/>
+        <w:t>Use clear, concrete language such as “killing yourself.” Terms like “suicide” or “ending your life” may be interpreted differently depending on a person’s developmental level and culture. Avoid using vague phrases like “hurting yourself” or non-neutral phrases like “doing something drastic.”</w:t>
+      </w:r>
+    </w:p>
+    <w:p>
+      <w:pPr>
+        <w:pStyle w:val="ListParagraph"/>
+        <w:numPr>
+          <w:ilvl w:val="0"/>
+          <w:numId w:val="5"/>
+        </w:numPr>
+        <w:spacing w:before="240" w:after="240"/>
+        <w:rPr>
+          <w:rFonts w:ascii="Times New Roman" w:hAnsi="Times New Roman" w:cs="Times New Roman"/>
+        </w:rPr>
+      </w:pPr>
+      <w:r>
+        <w:rPr>
+          <w:rFonts w:ascii="Times New Roman" w:hAnsi="Times New Roman" w:cs="Times New Roman"/>
+        </w:rPr>
+        <w:t>Consult with your supervisor and other mental health care members immediately or as soon as possible, especially if the risk level is moderate, high, or unclear.</w:t>
+      </w:r>
+    </w:p>
+    <w:p>
+      <w:pPr>
+        <w:pStyle w:val="ListParagraph"/>
+        <w:numPr>
+          <w:ilvl w:val="0"/>
+          <w:numId w:val="5"/>
+        </w:numPr>
+        <w:spacing w:before="240" w:after="240"/>
+        <w:rPr>
+          <w:rFonts w:ascii="Times New Roman" w:hAnsi="Times New Roman" w:cs="Times New Roman"/>
+        </w:rPr>
+      </w:pPr>
+      <w:r>
+        <w:rPr>
+          <w:rFonts w:ascii="Times New Roman" w:hAnsi="Times New Roman" w:cs="Times New Roman"/>
+        </w:rPr>
+        <w:t xml:space="preserve">A brief suicide assessment does not substitute for the necessity of formal training in suicide intervention </w:t>
+      </w:r>
+    </w:p>
+    <w:p>
+      <w:pPr>
+        <w:pStyle w:val="ListParagraph"/>
+        <w:numPr>
+          <w:ilvl w:val="0"/>
+          <w:numId w:val="5"/>
+        </w:numPr>
+        <w:spacing w:before="240" w:after="240"/>
+        <w:rPr>
+          <w:rFonts w:ascii="Times New Roman" w:hAnsi="Times New Roman" w:cs="Times New Roman"/>
+        </w:rPr>
+      </w:pPr>
+      <w:r>
+        <w:rPr>
+          <w:rFonts w:ascii="Times New Roman" w:hAnsi="Times New Roman" w:cs="Times New Roman"/>
+        </w:rPr>
+        <w:t>Develop a safety plan regardless of immediate risk.</w:t>
+      </w:r>
+    </w:p>
+    <w:p>
+      <w:pPr>
+        <w:pStyle w:val="ListParagraph"/>
+        <w:numPr>
+          <w:ilvl w:val="0"/>
+          <w:numId w:val="5"/>
+        </w:numPr>
+        <w:spacing w:before="240" w:after="240"/>
+        <w:rPr>
+          <w:rFonts w:ascii="Times New Roman" w:hAnsi="Times New Roman" w:cs="Times New Roman"/>
+        </w:rPr>
+      </w:pPr>
+      <w:r>
+        <w:rPr>
+          <w:rFonts w:ascii="Times New Roman" w:hAnsi="Times New Roman" w:cs="Times New Roman"/>
+        </w:rPr>
+        <w:t>Always be prepared to provide resources like crisis hotlines and LGBTQ+-affirming mental health services.</w:t>
+      </w:r>
+    </w:p>
+    <w:p>
+      <w:pPr>
+        <w:pStyle w:val="ListParagraph"/>
+        <w:numPr>
+          <w:ilvl w:val="0"/>
+          <w:numId w:val="5"/>
+        </w:numPr>
+        <w:spacing w:before="240" w:after="240"/>
+        <w:rPr>
+          <w:rFonts w:ascii="Times New Roman" w:hAnsi="Times New Roman" w:cs="Times New Roman"/>
+        </w:rPr>
+      </w:pPr>
+      <w:r>
+        <w:rPr>
+          <w:rFonts w:ascii="Times New Roman" w:hAnsi="Times New Roman" w:cs="Times New Roman"/>
+        </w:rPr>
+        <w:t>Document the patient’s responses that informed your decisions, including ideation, plan, timeframe, access to means, past attempts, recent suicidal behavior, protective factors, and presentation</w:t>
+      </w:r>
+    </w:p>
+    <w:p>
+      <w:pPr>
+        <w:pStyle w:val="ListParagraph"/>
+        <w:numPr>
+          <w:ilvl w:val="0"/>
+          <w:numId w:val="5"/>
+        </w:numPr>
+        <w:spacing w:before="240" w:after="240"/>
+        <w:rPr>
+          <w:rFonts w:ascii="Times New Roman" w:hAnsi="Times New Roman" w:cs="Times New Roman"/>
+        </w:rPr>
+      </w:pPr>
+      <w:r>
+        <w:rPr>
+          <w:rFonts w:ascii="Times New Roman" w:hAnsi="Times New Roman" w:cs="Times New Roman"/>
+        </w:rPr>
+        <w:t xml:space="preserve">Reassess risk before ending the encounter, particularly if the person initially shared a plan, timeframe, or access to means, or if their </w:t>
+      </w:r>
+      <w:proofErr w:type="gramStart"/>
+      <w:r>
+        <w:rPr>
+          <w:rFonts w:ascii="Times New Roman" w:hAnsi="Times New Roman" w:cs="Times New Roman"/>
+        </w:rPr>
+        <w:t>affect</w:t>
+      </w:r>
+      <w:proofErr w:type="gramEnd"/>
+      <w:r>
+        <w:rPr>
+          <w:rFonts w:ascii="Times New Roman" w:hAnsi="Times New Roman" w:cs="Times New Roman"/>
+        </w:rPr>
+        <w:t xml:space="preserve"> or engagement changes during the interaction</w:t>
+      </w:r>
+    </w:p>
+    <w:p>
+      <w:pPr>
+        <w:spacing w:before="240" w:after="240"/>
+        <w:rPr>
+          <w:rFonts w:ascii="Times New Roman" w:hAnsi="Times New Roman" w:cs="Times New Roman"/>
+          <w:b/>
+          <w:bCs/>
+        </w:rPr>
+      </w:pPr>
+      <w:r>
+        <w:rPr>
+          <w:rFonts w:ascii="Times New Roman" w:hAnsi="Times New Roman" w:cs="Times New Roman"/>
+          <w:b/>
+          <w:bCs/>
+        </w:rPr>
+        <w:t>Risk Level Interpretation</w:t>
+      </w:r>
+      <w:r>
+        <w:rPr>
+          <w:rFonts w:ascii="Times New Roman" w:hAnsi="Times New Roman" w:cs="Times New Roman"/>
+          <w:b/>
+          <w:bCs/>
+        </w:rPr>
+        <w:t>:</w:t>
+      </w:r>
+    </w:p>
+    <w:p>
+      <w:pPr>
+        <w:pStyle w:val="ListParagraph"/>
+        <w:numPr>
+          <w:ilvl w:val="0"/>
+          <w:numId w:val="6"/>
+        </w:numPr>
+        <w:spacing w:before="240" w:after="240"/>
+        <w:rPr>
+          <w:rFonts w:ascii="Times New Roman" w:hAnsi="Times New Roman" w:cs="Times New Roman"/>
+        </w:rPr>
+      </w:pPr>
+      <w:r>
+        <w:rPr>
+          <w:rFonts w:ascii="Times New Roman" w:hAnsi="Times New Roman" w:cs="Times New Roman"/>
+        </w:rPr>
+        <w:t>NOT SUICIDAL: Has no current suicidal ideation</w:t>
+      </w:r>
+    </w:p>
+    <w:p>
+      <w:pPr>
+        <w:pStyle w:val="ListParagraph"/>
+        <w:numPr>
+          <w:ilvl w:val="0"/>
+          <w:numId w:val="6"/>
+        </w:numPr>
+        <w:spacing w:before="240" w:after="240"/>
+        <w:rPr>
+          <w:rFonts w:ascii="Times New Roman" w:hAnsi="Times New Roman" w:cs="Times New Roman"/>
+        </w:rPr>
+      </w:pPr>
+      <w:r>
+        <w:rPr>
+          <w:rFonts w:ascii="Times New Roman" w:hAnsi="Times New Roman" w:cs="Times New Roman"/>
+        </w:rPr>
+        <w:t>LOW RISK: Current thoughts of suicide but no plans, means, or timeframe</w:t>
+      </w:r>
+    </w:p>
+    <w:p>
+      <w:pPr>
+        <w:pStyle w:val="ListParagraph"/>
+        <w:numPr>
+          <w:ilvl w:val="0"/>
+          <w:numId w:val="6"/>
+        </w:numPr>
+        <w:spacing w:before="240" w:after="240"/>
+        <w:rPr>
+          <w:rFonts w:ascii="Times New Roman" w:hAnsi="Times New Roman" w:cs="Times New Roman"/>
+        </w:rPr>
+      </w:pPr>
+      <w:r>
+        <w:rPr>
+          <w:rFonts w:ascii="Times New Roman" w:hAnsi="Times New Roman" w:cs="Times New Roman"/>
+        </w:rPr>
+        <w:t>MEDIUM RISK: Partial plan: Considering suicide, but lacking either accessible means or a timeframe</w:t>
+      </w:r>
+    </w:p>
+    <w:p>
+      <w:pPr>
+        <w:pStyle w:val="ListParagraph"/>
+        <w:numPr>
+          <w:ilvl w:val="0"/>
+          <w:numId w:val="6"/>
+        </w:numPr>
+        <w:spacing w:before="240" w:after="240"/>
+        <w:rPr>
+          <w:rFonts w:ascii="Times New Roman" w:hAnsi="Times New Roman" w:cs="Times New Roman"/>
+        </w:rPr>
+      </w:pPr>
+      <w:r>
+        <w:rPr>
+          <w:rFonts w:ascii="Times New Roman" w:hAnsi="Times New Roman" w:cs="Times New Roman"/>
+        </w:rPr>
+        <w:t>HIGH RISK: Plan: Accessible means, timeframe not within 48 hours</w:t>
+      </w:r>
+    </w:p>
+    <w:p>
+      <w:pPr>
+        <w:pStyle w:val="ListParagraph"/>
+        <w:numPr>
+          <w:ilvl w:val="0"/>
+          <w:numId w:val="6"/>
+        </w:numPr>
+        <w:spacing w:before="240" w:after="240"/>
+        <w:rPr>
+          <w:rFonts w:ascii="Times New Roman" w:hAnsi="Times New Roman" w:cs="Times New Roman"/>
+        </w:rPr>
+      </w:pPr>
+      <w:r>
+        <w:rPr>
+          <w:rFonts w:ascii="Times New Roman" w:hAnsi="Times New Roman" w:cs="Times New Roman"/>
+        </w:rPr>
+        <w:t>IMMINENT RISK: Plan: Accessible means and specified timeframe within 48 hours</w:t>
+      </w:r>
+    </w:p>
+    <w:p>
+      <w:pPr>
+        <w:spacing w:before="240" w:after="240"/>
+        <w:rPr>
+          <w:rFonts w:ascii="Times New Roman" w:hAnsi="Times New Roman" w:cs="Times New Roman"/>
+        </w:rPr>
+      </w:pPr>
+      <w:r>
+        <w:rPr>
+          <w:rFonts w:ascii="Times New Roman" w:hAnsi="Times New Roman" w:cs="Times New Roman"/>
+          <w:b/>
+          <w:bCs/>
+        </w:rPr>
+        <w:t>Note:</w:t>
+      </w:r>
+      <w:r>
+        <w:rPr>
+          <w:rFonts w:ascii="Times New Roman" w:hAnsi="Times New Roman" w:cs="Times New Roman"/>
+        </w:rPr>
+        <w:t xml:space="preserve"> </w:t>
+      </w:r>
+    </w:p>
+    <w:p>
+      <w:pPr>
+        <w:pStyle w:val="ListParagraph"/>
+        <w:numPr>
+          <w:ilvl w:val="0"/>
+          <w:numId w:val="7"/>
+        </w:numPr>
+        <w:spacing w:before="240" w:after="240"/>
+        <w:rPr>
+          <w:rFonts w:ascii="Times New Roman" w:hAnsi="Times New Roman" w:cs="Times New Roman"/>
+        </w:rPr>
+      </w:pPr>
+      <w:r>
+        <w:rPr>
+          <w:rFonts w:ascii="Times New Roman" w:hAnsi="Times New Roman" w:cs="Times New Roman"/>
+        </w:rPr>
+        <w:t>Recent suicidal ideation or attempts, preparatory actions, unwillingness to safety plan, intoxication, psychosis, or inability to restrict access to means may indicate a higher level of intervention is needed even if their risk level indicates otherwise.</w:t>
+      </w:r>
     </w:p>
     <w:sectPr>
       <w:pgSz w:w="12240" w:h="15840"/>
@@ -265,9 +986,9 @@
 <file path=word/numbering.xml><?xml version="1.0" encoding="utf-8"?>
 <w:numbering xmlns:wpc="http://schemas.microsoft.com/office/word/2010/wordprocessingCanvas" xmlns:cx="http://schemas.microsoft.com/office/drawing/2014/chartex" xmlns:cx1="http://schemas.microsoft.com/office/drawing/2015/9/8/chartex" xmlns:cx2="http://schemas.microsoft.com/office/drawing/2015/10/21/chartex" xmlns:cx3="http://schemas.microsoft.com/office/drawing/2016/5/9/chartex" xmlns:cx4="http://schemas.microsoft.com/office/drawing/2016/5/10/chartex" xmlns:cx5="http://schemas.microsoft.com/office/drawing/2016/5/11/chartex" xmlns:cx6="http://schemas.microsoft.com/office/drawing/2016/5/12/chartex" xmlns:cx7="http://schemas.microsoft.com/office/drawing/2016/5/13/chartex" xmlns:cx8="http://schemas.microsoft.com/office/drawing/2016/5/14/chartex" xmlns:mc="http://schemas.openxmlformats.org/markup-compatibility/2006" xmlns:aink="http://schemas.microsoft.com/office/drawing/2016/ink" xmlns:am3d="http://schemas.microsoft.com/office/drawing/2017/model3d" xmlns:o="urn:schemas-microsoft-com:office:office" xmlns:oel="http://schemas.microsoft.com/office/2019/extlst" xmlns:r="http://schemas.openxmlformats.org/officeDocument/2006/relationships" xmlns:m="http://schemas.openxmlformats.org/officeDocument/2006/math" xmlns:v="urn:schemas-microsoft-com:vml" xmlns:wp14="http://schemas.microsoft.com/office/word/2010/wordprocessingDrawing" xmlns:wp="http://schemas.openxmlformats.org/drawingml/2006/wordprocessingDrawing" xmlns:w10="urn:schemas-microsoft-com:office:word" xmlns:w="http://schemas.openxmlformats.org/wordprocessingml/2006/main" xmlns:w14="http://schemas.microsoft.com/office/word/2010/wordml" xmlns:w15="http://schemas.microsoft.com/office/word/2012/wordml" xmlns:w16cex="http://schemas.microsoft.com/office/word/2018/wordml/cex" xmlns:w16cid="http://schemas.microsoft.com/office/word/2016/wordml/cid" xmlns:w16="http://schemas.microsoft.com/office/word/2018/wordml" xmlns:w16du="http://schemas.microsoft.com/office/word/2023/wordml/word16du" xmlns:w16sdtdh="http://schemas.microsoft.com/office/word/2020/wordml/sdtdatahash" xmlns:w16sdtfl="http://schemas.microsoft.com/office/word/2024/wordml/sdtformatlock" xmlns:w16se="http://schemas.microsoft.com/office/word/2015/wordml/symex" xmlns:wpg="http://schemas.microsoft.com/office/word/2010/wordprocessingGroup" xmlns:wpi="http://schemas.microsoft.com/office/word/2010/wordprocessingInk" xmlns:wne="http://schemas.microsoft.com/office/word/2006/wordml" xmlns:wps="http://schemas.microsoft.com/office/word/2010/wordprocessingShape" mc:Ignorable="w14 w15 w16se w16cid w16 w16cex w16sdtdh w16sdtfl w16du wp14">
   <w:abstractNum w:abstractNumId="0" w15:restartNumberingAfterBreak="0">
-    <w:nsid w:val="1D883300"/>
+    <w:nsid w:val="11C4384A"/>
     <w:multiLevelType w:val="multilevel"/>
-    <w:tmpl w:val="70E6BBAE"/>
+    <w:tmpl w:val="4656B088"/>
     <w:lvl w:ilvl="0">
       <w:start w:val="1"/>
       <w:numFmt w:val="bullet"/>
@@ -378,9 +1099,122 @@
     </w:lvl>
   </w:abstractNum>
   <w:abstractNum w:abstractNumId="1" w15:restartNumberingAfterBreak="0">
-    <w:nsid w:val="1DC40EDF"/>
+    <w:nsid w:val="19CC563B"/>
     <w:multiLevelType w:val="multilevel"/>
-    <w:tmpl w:val="AB9603E0"/>
+    <w:tmpl w:val="AD46C4B6"/>
+    <w:lvl w:ilvl="0">
+      <w:start w:val="1"/>
+      <w:numFmt w:val="bullet"/>
+      <w:lvlText w:val="●"/>
+      <w:lvlJc w:val="left"/>
+      <w:pPr>
+        <w:ind w:left="720" w:hanging="360"/>
+      </w:pPr>
+      <w:rPr>
+        <w:u w:val="none"/>
+      </w:rPr>
+    </w:lvl>
+    <w:lvl w:ilvl="1">
+      <w:start w:val="1"/>
+      <w:numFmt w:val="bullet"/>
+      <w:lvlText w:val="○"/>
+      <w:lvlJc w:val="left"/>
+      <w:pPr>
+        <w:ind w:left="1440" w:hanging="360"/>
+      </w:pPr>
+      <w:rPr>
+        <w:u w:val="none"/>
+      </w:rPr>
+    </w:lvl>
+    <w:lvl w:ilvl="2">
+      <w:start w:val="1"/>
+      <w:numFmt w:val="bullet"/>
+      <w:lvlText w:val="■"/>
+      <w:lvlJc w:val="left"/>
+      <w:pPr>
+        <w:ind w:left="2160" w:hanging="360"/>
+      </w:pPr>
+      <w:rPr>
+        <w:u w:val="none"/>
+      </w:rPr>
+    </w:lvl>
+    <w:lvl w:ilvl="3">
+      <w:start w:val="1"/>
+      <w:numFmt w:val="bullet"/>
+      <w:lvlText w:val="●"/>
+      <w:lvlJc w:val="left"/>
+      <w:pPr>
+        <w:ind w:left="2880" w:hanging="360"/>
+      </w:pPr>
+      <w:rPr>
+        <w:u w:val="none"/>
+      </w:rPr>
+    </w:lvl>
+    <w:lvl w:ilvl="4">
+      <w:start w:val="1"/>
+      <w:numFmt w:val="bullet"/>
+      <w:lvlText w:val="○"/>
+      <w:lvlJc w:val="left"/>
+      <w:pPr>
+        <w:ind w:left="3600" w:hanging="360"/>
+      </w:pPr>
+      <w:rPr>
+        <w:u w:val="none"/>
+      </w:rPr>
+    </w:lvl>
+    <w:lvl w:ilvl="5">
+      <w:start w:val="1"/>
+      <w:numFmt w:val="bullet"/>
+      <w:lvlText w:val="■"/>
+      <w:lvlJc w:val="left"/>
+      <w:pPr>
+        <w:ind w:left="4320" w:hanging="360"/>
+      </w:pPr>
+      <w:rPr>
+        <w:u w:val="none"/>
+      </w:rPr>
+    </w:lvl>
+    <w:lvl w:ilvl="6">
+      <w:start w:val="1"/>
+      <w:numFmt w:val="bullet"/>
+      <w:lvlText w:val="●"/>
+      <w:lvlJc w:val="left"/>
+      <w:pPr>
+        <w:ind w:left="5040" w:hanging="360"/>
+      </w:pPr>
+      <w:rPr>
+        <w:u w:val="none"/>
+      </w:rPr>
+    </w:lvl>
+    <w:lvl w:ilvl="7">
+      <w:start w:val="1"/>
+      <w:numFmt w:val="bullet"/>
+      <w:lvlText w:val="○"/>
+      <w:lvlJc w:val="left"/>
+      <w:pPr>
+        <w:ind w:left="5760" w:hanging="360"/>
+      </w:pPr>
+      <w:rPr>
+        <w:u w:val="none"/>
+      </w:rPr>
+    </w:lvl>
+    <w:lvl w:ilvl="8">
+      <w:start w:val="1"/>
+      <w:numFmt w:val="bullet"/>
+      <w:lvlText w:val="■"/>
+      <w:lvlJc w:val="left"/>
+      <w:pPr>
+        <w:ind w:left="6480" w:hanging="360"/>
+      </w:pPr>
+      <w:rPr>
+        <w:u w:val="none"/>
+      </w:rPr>
+    </w:lvl>
+  </w:abstractNum>
+  <w:abstractNum w:abstractNumId="2" w15:restartNumberingAfterBreak="0">
+    <w:nsid w:val="1EDA5383"/>
+    <w:multiLevelType w:val="multilevel"/>
+    <w:tmpl w:val="33B053EC"/>
     <w:lvl w:ilvl="0">
       <w:start w:val="1"/>
       <w:numFmt w:val="decimal"/>
@@ -390,7 +1224,7 @@
         <w:ind w:left="720" w:hanging="360"/>
       </w:pPr>
       <w:rPr>
-        <w:rFonts w:ascii="Times New Roman" w:eastAsia="Arial" w:hAnsi="Times New Roman" w:cs="Times New Roman"/>
+        <w:rFonts w:ascii="Arial" w:eastAsia="Arial" w:hAnsi="Arial" w:cs="Arial"/>
         <w:u w:val="none"/>
       </w:rPr>
     </w:lvl>
@@ -491,11 +1325,454 @@
       </w:rPr>
     </w:lvl>
   </w:abstractNum>
-  <w:num w:numId="1" w16cid:durableId="219832009">
+  <w:abstractNum w:abstractNumId="3" w15:restartNumberingAfterBreak="0">
+    <w:nsid w:val="2775695C"/>
+    <w:multiLevelType w:val="hybridMultilevel"/>
+    <w:tmpl w:val="89F04AFC"/>
+    <w:lvl w:ilvl="0" w:tplc="04090001">
+      <w:start w:val="1"/>
+      <w:numFmt w:val="bullet"/>
+      <w:lvlText w:val=""/>
+      <w:lvlJc w:val="left"/>
+      <w:pPr>
+        <w:ind w:left="720" w:hanging="360"/>
+      </w:pPr>
+      <w:rPr>
+        <w:rFonts w:ascii="Symbol" w:hAnsi="Symbol" w:hint="default"/>
+      </w:rPr>
+    </w:lvl>
+    <w:lvl w:ilvl="1" w:tplc="04090003" w:tentative="1">
+      <w:start w:val="1"/>
+      <w:numFmt w:val="bullet"/>
+      <w:lvlText w:val="o"/>
+      <w:lvlJc w:val="left"/>
+      <w:pPr>
+        <w:ind w:left="1440" w:hanging="360"/>
+      </w:pPr>
+      <w:rPr>
+        <w:rFonts w:ascii="Courier New" w:hAnsi="Courier New" w:hint="default"/>
+      </w:rPr>
+    </w:lvl>
+    <w:lvl w:ilvl="2" w:tplc="04090005" w:tentative="1">
+      <w:start w:val="1"/>
+      <w:numFmt w:val="bullet"/>
+      <w:lvlText w:val=""/>
+      <w:lvlJc w:val="left"/>
+      <w:pPr>
+        <w:ind w:left="2160" w:hanging="360"/>
+      </w:pPr>
+      <w:rPr>
+        <w:rFonts w:ascii="Wingdings" w:hAnsi="Wingdings" w:hint="default"/>
+      </w:rPr>
+    </w:lvl>
+    <w:lvl w:ilvl="3" w:tplc="04090001" w:tentative="1">
+      <w:start w:val="1"/>
+      <w:numFmt w:val="bullet"/>
+      <w:lvlText w:val=""/>
+      <w:lvlJc w:val="left"/>
+      <w:pPr>
+        <w:ind w:left="2880" w:hanging="360"/>
+      </w:pPr>
+      <w:rPr>
+        <w:rFonts w:ascii="Symbol" w:hAnsi="Symbol" w:hint="default"/>
+      </w:rPr>
+    </w:lvl>
+    <w:lvl w:ilvl="4" w:tplc="04090003" w:tentative="1">
+      <w:start w:val="1"/>
+      <w:numFmt w:val="bullet"/>
+      <w:lvlText w:val="o"/>
+      <w:lvlJc w:val="left"/>
+      <w:pPr>
+        <w:ind w:left="3600" w:hanging="360"/>
+      </w:pPr>
+      <w:rPr>
+        <w:rFonts w:ascii="Courier New" w:hAnsi="Courier New" w:hint="default"/>
+      </w:rPr>
+    </w:lvl>
+    <w:lvl w:ilvl="5" w:tplc="04090005" w:tentative="1">
+      <w:start w:val="1"/>
+      <w:numFmt w:val="bullet"/>
+      <w:lvlText w:val=""/>
+      <w:lvlJc w:val="left"/>
+      <w:pPr>
+        <w:ind w:left="4320" w:hanging="360"/>
+      </w:pPr>
+      <w:rPr>
+        <w:rFonts w:ascii="Wingdings" w:hAnsi="Wingdings" w:hint="default"/>
+      </w:rPr>
+    </w:lvl>
+    <w:lvl w:ilvl="6" w:tplc="04090001" w:tentative="1">
+      <w:start w:val="1"/>
+      <w:numFmt w:val="bullet"/>
+      <w:lvlText w:val=""/>
+      <w:lvlJc w:val="left"/>
+      <w:pPr>
+        <w:ind w:left="5040" w:hanging="360"/>
+      </w:pPr>
+      <w:rPr>
+        <w:rFonts w:ascii="Symbol" w:hAnsi="Symbol" w:hint="default"/>
+      </w:rPr>
+    </w:lvl>
+    <w:lvl w:ilvl="7" w:tplc="04090003" w:tentative="1">
+      <w:start w:val="1"/>
+      <w:numFmt w:val="bullet"/>
+      <w:lvlText w:val="o"/>
+      <w:lvlJc w:val="left"/>
+      <w:pPr>
+        <w:ind w:left="5760" w:hanging="360"/>
+      </w:pPr>
+      <w:rPr>
+        <w:rFonts w:ascii="Courier New" w:hAnsi="Courier New" w:hint="default"/>
+      </w:rPr>
+    </w:lvl>
+    <w:lvl w:ilvl="8" w:tplc="04090005" w:tentative="1">
+      <w:start w:val="1"/>
+      <w:numFmt w:val="bullet"/>
+      <w:lvlText w:val=""/>
+      <w:lvlJc w:val="left"/>
+      <w:pPr>
+        <w:ind w:left="6480" w:hanging="360"/>
+      </w:pPr>
+      <w:rPr>
+        <w:rFonts w:ascii="Wingdings" w:hAnsi="Wingdings" w:hint="default"/>
+      </w:rPr>
+    </w:lvl>
+  </w:abstractNum>
+  <w:abstractNum w:abstractNumId="4" w15:restartNumberingAfterBreak="0">
+    <w:nsid w:val="30D92E1E"/>
+    <w:multiLevelType w:val="hybridMultilevel"/>
+    <w:tmpl w:val="BE904120"/>
+    <w:lvl w:ilvl="0" w:tplc="04090001">
+      <w:start w:val="1"/>
+      <w:numFmt w:val="bullet"/>
+      <w:lvlText w:val=""/>
+      <w:lvlJc w:val="left"/>
+      <w:pPr>
+        <w:ind w:left="720" w:hanging="360"/>
+      </w:pPr>
+      <w:rPr>
+        <w:rFonts w:ascii="Symbol" w:hAnsi="Symbol" w:hint="default"/>
+      </w:rPr>
+    </w:lvl>
+    <w:lvl w:ilvl="1" w:tplc="04090003" w:tentative="1">
+      <w:start w:val="1"/>
+      <w:numFmt w:val="bullet"/>
+      <w:lvlText w:val="o"/>
+      <w:lvlJc w:val="left"/>
+      <w:pPr>
+        <w:ind w:left="1440" w:hanging="360"/>
+      </w:pPr>
+      <w:rPr>
+        <w:rFonts w:ascii="Courier New" w:hAnsi="Courier New" w:hint="default"/>
+      </w:rPr>
+    </w:lvl>
+    <w:lvl w:ilvl="2" w:tplc="04090005" w:tentative="1">
+      <w:start w:val="1"/>
+      <w:numFmt w:val="bullet"/>
+      <w:lvlText w:val=""/>
+      <w:lvlJc w:val="left"/>
+      <w:pPr>
+        <w:ind w:left="2160" w:hanging="360"/>
+      </w:pPr>
+      <w:rPr>
+        <w:rFonts w:ascii="Wingdings" w:hAnsi="Wingdings" w:hint="default"/>
+      </w:rPr>
+    </w:lvl>
+    <w:lvl w:ilvl="3" w:tplc="04090001" w:tentative="1">
+      <w:start w:val="1"/>
+      <w:numFmt w:val="bullet"/>
+      <w:lvlText w:val=""/>
+      <w:lvlJc w:val="left"/>
+      <w:pPr>
+        <w:ind w:left="2880" w:hanging="360"/>
+      </w:pPr>
+      <w:rPr>
+        <w:rFonts w:ascii="Symbol" w:hAnsi="Symbol" w:hint="default"/>
+      </w:rPr>
+    </w:lvl>
+    <w:lvl w:ilvl="4" w:tplc="04090003" w:tentative="1">
+      <w:start w:val="1"/>
+      <w:numFmt w:val="bullet"/>
+      <w:lvlText w:val="o"/>
+      <w:lvlJc w:val="left"/>
+      <w:pPr>
+        <w:ind w:left="3600" w:hanging="360"/>
+      </w:pPr>
+      <w:rPr>
+        <w:rFonts w:ascii="Courier New" w:hAnsi="Courier New" w:hint="default"/>
+      </w:rPr>
+    </w:lvl>
+    <w:lvl w:ilvl="5" w:tplc="04090005" w:tentative="1">
+      <w:start w:val="1"/>
+      <w:numFmt w:val="bullet"/>
+      <w:lvlText w:val=""/>
+      <w:lvlJc w:val="left"/>
+      <w:pPr>
+        <w:ind w:left="4320" w:hanging="360"/>
+      </w:pPr>
+      <w:rPr>
+        <w:rFonts w:ascii="Wingdings" w:hAnsi="Wingdings" w:hint="default"/>
+      </w:rPr>
+    </w:lvl>
+    <w:lvl w:ilvl="6" w:tplc="04090001" w:tentative="1">
+      <w:start w:val="1"/>
+      <w:numFmt w:val="bullet"/>
+      <w:lvlText w:val=""/>
+      <w:lvlJc w:val="left"/>
+      <w:pPr>
+        <w:ind w:left="5040" w:hanging="360"/>
+      </w:pPr>
+      <w:rPr>
+        <w:rFonts w:ascii="Symbol" w:hAnsi="Symbol" w:hint="default"/>
+      </w:rPr>
+    </w:lvl>
+    <w:lvl w:ilvl="7" w:tplc="04090003" w:tentative="1">
+      <w:start w:val="1"/>
+      <w:numFmt w:val="bullet"/>
+      <w:lvlText w:val="o"/>
+      <w:lvlJc w:val="left"/>
+      <w:pPr>
+        <w:ind w:left="5760" w:hanging="360"/>
+      </w:pPr>
+      <w:rPr>
+        <w:rFonts w:ascii="Courier New" w:hAnsi="Courier New" w:hint="default"/>
+      </w:rPr>
+    </w:lvl>
+    <w:lvl w:ilvl="8" w:tplc="04090005" w:tentative="1">
+      <w:start w:val="1"/>
+      <w:numFmt w:val="bullet"/>
+      <w:lvlText w:val=""/>
+      <w:lvlJc w:val="left"/>
+      <w:pPr>
+        <w:ind w:left="6480" w:hanging="360"/>
+      </w:pPr>
+      <w:rPr>
+        <w:rFonts w:ascii="Wingdings" w:hAnsi="Wingdings" w:hint="default"/>
+      </w:rPr>
+    </w:lvl>
+  </w:abstractNum>
+  <w:abstractNum w:abstractNumId="5" w15:restartNumberingAfterBreak="0">
+    <w:nsid w:val="792B33C3"/>
+    <w:multiLevelType w:val="hybridMultilevel"/>
+    <w:tmpl w:val="E49A90DC"/>
+    <w:lvl w:ilvl="0" w:tplc="04090001">
+      <w:start w:val="1"/>
+      <w:numFmt w:val="bullet"/>
+      <w:lvlText w:val=""/>
+      <w:lvlJc w:val="left"/>
+      <w:pPr>
+        <w:ind w:left="720" w:hanging="360"/>
+      </w:pPr>
+      <w:rPr>
+        <w:rFonts w:ascii="Symbol" w:hAnsi="Symbol" w:hint="default"/>
+      </w:rPr>
+    </w:lvl>
+    <w:lvl w:ilvl="1" w:tplc="04090003" w:tentative="1">
+      <w:start w:val="1"/>
+      <w:numFmt w:val="bullet"/>
+      <w:lvlText w:val="o"/>
+      <w:lvlJc w:val="left"/>
+      <w:pPr>
+        <w:ind w:left="1440" w:hanging="360"/>
+      </w:pPr>
+      <w:rPr>
+        <w:rFonts w:ascii="Courier New" w:hAnsi="Courier New" w:hint="default"/>
+      </w:rPr>
+    </w:lvl>
+    <w:lvl w:ilvl="2" w:tplc="04090005" w:tentative="1">
+      <w:start w:val="1"/>
+      <w:numFmt w:val="bullet"/>
+      <w:lvlText w:val=""/>
+      <w:lvlJc w:val="left"/>
+      <w:pPr>
+        <w:ind w:left="2160" w:hanging="360"/>
+      </w:pPr>
+      <w:rPr>
+        <w:rFonts w:ascii="Wingdings" w:hAnsi="Wingdings" w:hint="default"/>
+      </w:rPr>
+    </w:lvl>
+    <w:lvl w:ilvl="3" w:tplc="04090001" w:tentative="1">
+      <w:start w:val="1"/>
+      <w:numFmt w:val="bullet"/>
+      <w:lvlText w:val=""/>
+      <w:lvlJc w:val="left"/>
+      <w:pPr>
+        <w:ind w:left="2880" w:hanging="360"/>
+      </w:pPr>
+      <w:rPr>
+        <w:rFonts w:ascii="Symbol" w:hAnsi="Symbol" w:hint="default"/>
+      </w:rPr>
+    </w:lvl>
+    <w:lvl w:ilvl="4" w:tplc="04090003" w:tentative="1">
+      <w:start w:val="1"/>
+      <w:numFmt w:val="bullet"/>
+      <w:lvlText w:val="o"/>
+      <w:lvlJc w:val="left"/>
+      <w:pPr>
+        <w:ind w:left="3600" w:hanging="360"/>
+      </w:pPr>
+      <w:rPr>
+        <w:rFonts w:ascii="Courier New" w:hAnsi="Courier New" w:hint="default"/>
+      </w:rPr>
+    </w:lvl>
+    <w:lvl w:ilvl="5" w:tplc="04090005" w:tentative="1">
+      <w:start w:val="1"/>
+      <w:numFmt w:val="bullet"/>
+      <w:lvlText w:val=""/>
+      <w:lvlJc w:val="left"/>
+      <w:pPr>
+        <w:ind w:left="4320" w:hanging="360"/>
+      </w:pPr>
+      <w:rPr>
+        <w:rFonts w:ascii="Wingdings" w:hAnsi="Wingdings" w:hint="default"/>
+      </w:rPr>
+    </w:lvl>
+    <w:lvl w:ilvl="6" w:tplc="04090001" w:tentative="1">
+      <w:start w:val="1"/>
+      <w:numFmt w:val="bullet"/>
+      <w:lvlText w:val=""/>
+      <w:lvlJc w:val="left"/>
+      <w:pPr>
+        <w:ind w:left="5040" w:hanging="360"/>
+      </w:pPr>
+      <w:rPr>
+        <w:rFonts w:ascii="Symbol" w:hAnsi="Symbol" w:hint="default"/>
+      </w:rPr>
+    </w:lvl>
+    <w:lvl w:ilvl="7" w:tplc="04090003" w:tentative="1">
+      <w:start w:val="1"/>
+      <w:numFmt w:val="bullet"/>
+      <w:lvlText w:val="o"/>
+      <w:lvlJc w:val="left"/>
+      <w:pPr>
+        <w:ind w:left="5760" w:hanging="360"/>
+      </w:pPr>
+      <w:rPr>
+        <w:rFonts w:ascii="Courier New" w:hAnsi="Courier New" w:hint="default"/>
+      </w:rPr>
+    </w:lvl>
+    <w:lvl w:ilvl="8" w:tplc="04090005" w:tentative="1">
+      <w:start w:val="1"/>
+      <w:numFmt w:val="bullet"/>
+      <w:lvlText w:val=""/>
+      <w:lvlJc w:val="left"/>
+      <w:pPr>
+        <w:ind w:left="6480" w:hanging="360"/>
+      </w:pPr>
+      <w:rPr>
+        <w:rFonts w:ascii="Wingdings" w:hAnsi="Wingdings" w:hint="default"/>
+      </w:rPr>
+    </w:lvl>
+  </w:abstractNum>
+  <w:abstractNum w:abstractNumId="6" w15:restartNumberingAfterBreak="0">
+    <w:nsid w:val="7D394BF4"/>
+    <w:multiLevelType w:val="hybridMultilevel"/>
+    <w:tmpl w:val="28406A5E"/>
+    <w:lvl w:ilvl="0" w:tplc="0409000F">
+      <w:start w:val="1"/>
+      <w:numFmt w:val="decimal"/>
+      <w:lvlText w:val="%1."/>
+      <w:lvlJc w:val="left"/>
+      <w:pPr>
+        <w:ind w:left="720" w:hanging="360"/>
+      </w:pPr>
+      <w:rPr>
+        <w:rFonts w:hint="default"/>
+      </w:rPr>
+    </w:lvl>
+    <w:lvl w:ilvl="1" w:tplc="04090019">
+      <w:start w:val="1"/>
+      <w:numFmt w:val="lowerLetter"/>
+      <w:lvlText w:val="%2."/>
+      <w:lvlJc w:val="left"/>
+      <w:pPr>
+        <w:ind w:left="1440" w:hanging="360"/>
+      </w:pPr>
+    </w:lvl>
+    <w:lvl w:ilvl="2" w:tplc="0409001B" w:tentative="1">
+      <w:start w:val="1"/>
+      <w:numFmt w:val="lowerRoman"/>
+      <w:lvlText w:val="%3."/>
+      <w:lvlJc w:val="right"/>
+      <w:pPr>
+        <w:ind w:left="2160" w:hanging="180"/>
+      </w:pPr>
+    </w:lvl>
+    <w:lvl w:ilvl="3" w:tplc="0409000F" w:tentative="1">
+      <w:start w:val="1"/>
+      <w:numFmt w:val="decimal"/>
+      <w:lvlText w:val="%4."/>
+      <w:lvlJc w:val="left"/>
+      <w:pPr>
+        <w:ind w:left="2880" w:hanging="360"/>
+      </w:pPr>
+    </w:lvl>
+    <w:lvl w:ilvl="4" w:tplc="04090019" w:tentative="1">
+      <w:start w:val="1"/>
+      <w:numFmt w:val="lowerLetter"/>
+      <w:lvlText w:val="%5."/>
+      <w:lvlJc w:val="left"/>
+      <w:pPr>
+        <w:ind w:left="3600" w:hanging="360"/>
+      </w:pPr>
+    </w:lvl>
+    <w:lvl w:ilvl="5" w:tplc="0409001B" w:tentative="1">
+      <w:start w:val="1"/>
+      <w:numFmt w:val="lowerRoman"/>
+      <w:lvlText w:val="%6."/>
+      <w:lvlJc w:val="right"/>
+      <w:pPr>
+        <w:ind w:left="4320" w:hanging="180"/>
+      </w:pPr>
+    </w:lvl>
+    <w:lvl w:ilvl="6" w:tplc="0409000F" w:tentative="1">
+      <w:start w:val="1"/>
+      <w:numFmt w:val="decimal"/>
+      <w:lvlText w:val="%7."/>
+      <w:lvlJc w:val="left"/>
+      <w:pPr>
+        <w:ind w:left="5040" w:hanging="360"/>
+      </w:pPr>
+    </w:lvl>
+    <w:lvl w:ilvl="7" w:tplc="04090019" w:tentative="1">
+      <w:start w:val="1"/>
+      <w:numFmt w:val="lowerLetter"/>
+      <w:lvlText w:val="%8."/>
+      <w:lvlJc w:val="left"/>
+      <w:pPr>
+        <w:ind w:left="5760" w:hanging="360"/>
+      </w:pPr>
+    </w:lvl>
+    <w:lvl w:ilvl="8" w:tplc="0409001B" w:tentative="1">
+      <w:start w:val="1"/>
+      <w:numFmt w:val="lowerRoman"/>
+      <w:lvlText w:val="%9."/>
+      <w:lvlJc w:val="right"/>
+      <w:pPr>
+        <w:ind w:left="6480" w:hanging="180"/>
+      </w:pPr>
+    </w:lvl>
+  </w:abstractNum>
+  <w:num w:numId="1" w16cid:durableId="685331606">
+    <w:abstractNumId w:val="1"/>
+  </w:num>
+  <w:num w:numId="2" w16cid:durableId="921911754">
+    <w:abstractNumId w:val="2"/>
+  </w:num>
+  <w:num w:numId="3" w16cid:durableId="80110083">
     <w:abstractNumId w:val="0"/>
   </w:num>
-  <w:num w:numId="2" w16cid:durableId="2077504789">
-    <w:abstractNumId w:val="1"/>
+  <w:num w:numId="4" w16cid:durableId="1857035289">
+    <w:abstractNumId w:val="6"/>
+  </w:num>
+  <w:num w:numId="5" w16cid:durableId="1245797773">
+    <w:abstractNumId w:val="4"/>
+  </w:num>
+  <w:num w:numId="6" w16cid:durableId="588580417">
+    <w:abstractNumId w:val="3"/>
+  </w:num>
+  <w:num w:numId="7" w16cid:durableId="757094615">
+    <w:abstractNumId w:val="5"/>
   </w:num>
 </w:numbering>
 </file>
@@ -898,16 +2175,6 @@
   <w:style w:type="paragraph" w:default="1" w:styleId="Normal">
     <w:name w:val="Normal"/>
     <w:qFormat/>
-    <w:rsid w:val="008367DB"/>
-    <w:pPr>
-      <w:spacing w:line="240" w:lineRule="auto"/>
-    </w:pPr>
-    <w:rPr>
-      <w:rFonts w:ascii="Times New Roman" w:eastAsia="Times New Roman" w:hAnsi="Times New Roman" w:cs="Times New Roman"/>
-      <w:sz w:val="24"/>
-      <w:szCs w:val="24"/>
-      <w:lang w:val="en-US"/>
-    </w:rPr>
   </w:style>
   <w:style w:type="paragraph" w:styleId="Heading1">
     <w:name w:val="heading 1"/>
@@ -918,15 +2185,11 @@
     <w:pPr>
       <w:keepNext/>
       <w:keepLines/>
-      <w:spacing w:line="276" w:lineRule="auto"/>
       <w:outlineLvl w:val="0"/>
     </w:pPr>
     <w:rPr>
-      <w:rFonts w:ascii="Arial" w:eastAsia="SimSun" w:hAnsi="Arial" w:cs="Arial"/>
       <w:b/>
-      <w:sz w:val="22"/>
-      <w:szCs w:val="22"/>
-      <w:lang w:val="en"/>
+      <w:bCs/>
     </w:rPr>
   </w:style>
   <w:style w:type="paragraph" w:styleId="Heading2">
@@ -940,15 +2203,11 @@
     <w:pPr>
       <w:keepNext/>
       <w:keepLines/>
-      <w:spacing w:line="276" w:lineRule="auto"/>
       <w:outlineLvl w:val="1"/>
     </w:pPr>
     <w:rPr>
-      <w:rFonts w:ascii="Arial" w:eastAsia="SimSun" w:hAnsi="Arial" w:cs="Arial"/>
       <w:b/>
-      <w:sz w:val="22"/>
-      <w:szCs w:val="22"/>
-      <w:lang w:val="en"/>
+      <w:bCs/>
     </w:rPr>
   </w:style>
   <w:style w:type="paragraph" w:styleId="Heading3">
@@ -987,6 +2246,8 @@
     </w:pPr>
     <w:rPr>
       <w:color w:val="666666"/>
+      <w:sz w:val="24"/>
+      <w:szCs w:val="24"/>
     </w:rPr>
   </w:style>
   <w:style w:type="paragraph" w:styleId="Heading5">
@@ -1023,6 +2284,7 @@
     </w:pPr>
     <w:rPr>
       <w:i/>
+      <w:iCs/>
       <w:color w:val="666666"/>
     </w:rPr>
   </w:style>
@@ -1053,6 +2315,17 @@
     <w:semiHidden/>
     <w:unhideWhenUsed/>
   </w:style>
+  <w:style w:type="table" w:customStyle="1" w:styleId="TableNormal0">
+    <w:name w:val="TableNormal"/>
+    <w:tblPr>
+      <w:tblCellMar>
+        <w:top w:w="100" w:type="dxa"/>
+        <w:left w:w="100" w:type="dxa"/>
+        <w:bottom w:w="100" w:type="dxa"/>
+        <w:right w:w="100" w:type="dxa"/>
+      </w:tblCellMar>
+    </w:tblPr>
+  </w:style>
   <w:style w:type="paragraph" w:styleId="Title">
     <w:name w:val="Title"/>
     <w:basedOn w:val="Normal"/>
@@ -1062,13 +2335,11 @@
     <w:pPr>
       <w:keepNext/>
       <w:keepLines/>
-      <w:spacing w:after="60" w:line="276" w:lineRule="auto"/>
+      <w:spacing w:after="60"/>
     </w:pPr>
     <w:rPr>
-      <w:rFonts w:ascii="Arial" w:eastAsia="SimSun" w:hAnsi="Arial" w:cs="Arial"/>
       <w:sz w:val="52"/>
       <w:szCs w:val="52"/>
-      <w:lang w:val="en"/>
     </w:rPr>
   </w:style>
   <w:style w:type="paragraph" w:styleId="Subtitle">
@@ -1080,14 +2351,12 @@
     <w:pPr>
       <w:keepNext/>
       <w:keepLines/>
-      <w:spacing w:after="320" w:line="276" w:lineRule="auto"/>
+      <w:spacing w:after="320"/>
     </w:pPr>
     <w:rPr>
-      <w:rFonts w:ascii="Arial" w:eastAsia="SimSun" w:hAnsi="Arial" w:cs="Arial"/>
       <w:color w:val="666666"/>
       <w:sz w:val="30"/>
       <w:szCs w:val="30"/>
-      <w:lang w:val="en"/>
     </w:rPr>
   </w:style>
   <w:style w:type="paragraph" w:styleId="ListParagraph">
@@ -1095,25 +2364,10 @@
     <w:basedOn w:val="Normal"/>
     <w:uiPriority w:val="34"/>
     <w:qFormat/>
-    <w:rsid w:val="00BA0429"/>
+    <w:rsid w:val="004F1F91"/>
     <w:pPr>
-      <w:spacing w:line="276" w:lineRule="auto"/>
       <w:ind w:left="720"/>
       <w:contextualSpacing/>
-    </w:pPr>
-    <w:rPr>
-      <w:rFonts w:ascii="Arial" w:eastAsia="SimSun" w:hAnsi="Arial" w:cs="Arial"/>
-      <w:sz w:val="22"/>
-      <w:szCs w:val="22"/>
-      <w:lang w:val="en"/>
-    </w:rPr>
-  </w:style>
-  <w:style w:type="paragraph" w:customStyle="1" w:styleId="p1">
-    <w:name w:val="p1"/>
-    <w:basedOn w:val="Normal"/>
-    <w:rsid w:val="001C6EC7"/>
-    <w:pPr>
-      <w:spacing w:before="100" w:beforeAutospacing="1" w:after="100" w:afterAutospacing="1"/>
     </w:pPr>
   </w:style>
 </w:styles>
